--- a/articulos/2026-09-22-sentido-antes-que-sancion-estrategias-axiologicas-semanticas-sierra-negra-puebla.docx
+++ b/articulos/2026-09-22-sentido-antes-que-sancion-estrategias-axiologicas-semanticas-sierra-negra-puebla.docx
@@ -124,25 +124,7 @@
         <w:jc w:val="both"/>
       </w:pPr>
       <w:r>
-        <w:t xml:space="preserve">El </w:t>
-      </w:r>
-      <w:r>
-        <w:rPr>
-          <w:b/>
-        </w:rPr>
-        <w:t xml:space="preserve">objetivo general</w:t>
-      </w:r>
-      <w:r>
-        <w:t xml:space="preserve"> de este artículo es analizar de qué manera las estrategias axiológicas y semánticas implementadas por los docentes se articulan como respuesta pedagógica a los conflictos de convivencia entre estudiantes en telesecundarias de la Sierra Negra de Puebla. Dado el carácter cualitativo y exploratorio del estudio, no se formula una hipótesis, sino la siguiente </w:t>
-      </w:r>
-      <w:r>
-        <w:rPr>
-          <w:b/>
-        </w:rPr>
-        <w:t xml:space="preserve">pregunta de investigación</w:t>
-      </w:r>
-      <w:r>
-        <w:t xml:space="preserve">: ¿de qué manera las estrategias axiológicas y semánticas implementadas por los docentes se articulan como respuesta pedagógica a los conflictos de convivencia entre estudiantes en telesecundarias de esta región? Esta pregunta reaparece de manera literal en las secciones de resultados, discusión y conclusiones. La relevancia académica del estudio consiste en articular dos dimensiones, la axiológica y la semántica, generalmente tratadas por separado en la literatura sobre convivencia escolar; su relevancia social radica en ofrecer a las telesecundarias de la región una lectura de sus propias prácticas que pueda orientar decisiones pedagógicas frente a la violencia entre pares.</w:t>
+        <w:t xml:space="preserve">El objetivo general de este artículo es analizar de qué manera las estrategias axiológicas y semánticas implementadas por los docentes se articulan como respuesta pedagógica a los conflictos de convivencia entre estudiantes en telesecundarias de la Sierra Negra de Puebla. Dado el carácter cualitativo y exploratorio del estudio, no se formula una hipótesis, sino la siguiente pregunta de investigación: ¿de qué manera las estrategias axiológicas y semánticas implementadas por los docentes se articulan como respuesta pedagógica a los conflictos de convivencia entre estudiantes en telesecundarias de esta región? Esta pregunta reaparece de manera literal en las secciones de resultados, discusión y conclusiones. La relevancia académica del estudio consiste en articular dos dimensiones, la axiológica y la semántica, generalmente tratadas por separado en la literatura sobre convivencia escolar; su relevancia social radica en ofrecer a las telesecundarias de la región una lectura de sus propias prácticas que pueda orientar decisiones pedagógicas frente a la violencia entre pares.</w:t>
       </w:r>
     </w:p>
     <w:p>
@@ -262,25 +244,7 @@
         <w:jc w:val="both"/>
       </w:pPr>
       <w:r>
-        <w:t xml:space="preserve">El estudio adopta un </w:t>
-      </w:r>
-      <w:r>
-        <w:rPr>
-          <w:b/>
-        </w:rPr>
-        <w:t xml:space="preserve">enfoque cualitativo</w:t>
-      </w:r>
-      <w:r>
-        <w:t xml:space="preserve"> con apoyo de registro documental, adecuado para comprender de qué manera se articulan, en la práctica cotidiana del aula, dos estrategias pedagógicas que la literatura suele tratar de forma separada. El diseño es un </w:t>
-      </w:r>
-      <w:r>
-        <w:rPr>
-          <w:b/>
-        </w:rPr>
-        <w:t xml:space="preserve">estudio de caso</w:t>
-      </w:r>
-      <w:r>
-        <w:t xml:space="preserve"> en tres telesecundarias públicas de los municipios de Zoquitlán, Eloxochitlán de Flores Magón y Coyomeapan, en la Sierra Negra de Puebla, seleccionadas por contar con registros documentales de incidencias de convivencia disponibles para los últimos tres trimestres del ciclo escolar en curso.</w:t>
+        <w:t xml:space="preserve">El estudio adopta un enfoque cualitativo con apoyo de registro documental, adecuado para comprender de qué manera se articulan, en la práctica cotidiana del aula, dos estrategias pedagógicas que la literatura suele tratar de forma separada. El diseño es un estudio de caso en tres telesecundarias públicas de los municipios de Zoquitlán, Eloxochitlán de Flores Magón y Coyomeapan, en la Sierra Negra de Puebla, seleccionadas por contar con registros documentales de incidencias de convivencia disponibles para los últimos tres trimestres del ciclo escolar en curso.</w:t>
       </w:r>
     </w:p>
     <w:p>
@@ -296,25 +260,7 @@
         <w:jc w:val="both"/>
       </w:pPr>
       <w:r>
-        <w:t xml:space="preserve">El corpus documental está integrado por </w:t>
-      </w:r>
-      <w:r>
-        <w:rPr>
-          <w:b/>
-        </w:rPr>
-        <w:t xml:space="preserve">diecinueve fuentes</w:t>
-      </w:r>
-      <w:r>
-        <w:t xml:space="preserve">: las planeaciones de la asignatura de Formación Cívica y Ética de cada plantel, las bitácoras de incidencias de convivencia de los tres trimestres más recientes, y los materiales de lectura utilizados en las sesiones de tutoría grupal. De manera complementaria, se realizaron </w:t>
-      </w:r>
-      <w:r>
-        <w:rPr>
-          <w:b/>
-        </w:rPr>
-        <w:t xml:space="preserve">trece entrevistas semiestructuradas</w:t>
-      </w:r>
-      <w:r>
-        <w:t xml:space="preserve">: nueve a docentes, tres por escuela, y cuatro a tutores de grupo. Se trata de un corpus y una muestra ilustrativos y no probabilísticos. La Tabla 1 describe las escuelas participantes.</w:t>
+        <w:t xml:space="preserve">El corpus documental está integrado por diecinueve fuentes: las planeaciones de la asignatura de Formación Cívica y Ética de cada plantel, las bitácoras de incidencias de convivencia de los tres trimestres más recientes, y los materiales de lectura utilizados en las sesiones de tutoría grupal. De manera complementaria, se realizaron trece entrevistas semiestructuradas: nueve a docentes, tres por escuela, y cuatro a tutores de grupo. Se trata de un corpus y una muestra ilustrativos y no probabilísticos. La Tabla 1 describe las escuelas participantes.</w:t>
       </w:r>
     </w:p>
     <w:p>
@@ -694,25 +640,7 @@
         <w:jc w:val="both"/>
       </w:pPr>
       <w:r>
-        <w:t xml:space="preserve">El análisis fue </w:t>
-      </w:r>
-      <w:r>
-        <w:rPr>
-          <w:b/>
-        </w:rPr>
-        <w:t xml:space="preserve">temático de contenido</w:t>
-      </w:r>
-      <w:r>
-        <w:t xml:space="preserve">, organizado en cuatro categorías: 1) estrategias axiológicas explícitas, referidas a la formación en valores mediante dilemas morales, análisis de casos o proyectos de Formación Cívica y Ética; 2) estrategias semánticas de construcción de sentido, referidas a la mediación docente para que los estudiantes interpreten de manera compartida el significado de un conflicto antes de una sanción; 3) incidencia de conflictos de convivencia registrados en las bitácoras escolares; y 4) percepción docente sobre la relación entre ambas estrategias y la recurrencia de los conflictos. El procedimiento comprendió codificación temática de entrevistas y documentos, construcción de matrices comparativas entre las tres escuelas, y triangulación entre el discurso docente y los registros de incidencias. Las cifras y los nombres de escuelas y localidades presentados en Resultados son </w:t>
-      </w:r>
-      <w:r>
-        <w:rPr>
-          <w:b/>
-        </w:rPr>
-        <w:t xml:space="preserve">datos ilustrativos con fines académicos</w:t>
-      </w:r>
-      <w:r>
-        <w:t xml:space="preserve">.</w:t>
+        <w:t xml:space="preserve">El análisis fue temático de contenido, organizado en cuatro categorías: 1) estrategias axiológicas explícitas, referidas a la formación en valores mediante dilemas morales, análisis de casos o proyectos de Formación Cívica y Ética; 2) estrategias semánticas de construcción de sentido, referidas a la mediación docente para que los estudiantes interpreten de manera compartida el significado de un conflicto antes de una sanción; 3) incidencia de conflictos de convivencia registrados en las bitácoras escolares; y 4) percepción docente sobre la relación entre ambas estrategias y la recurrencia de los conflictos. El procedimiento comprendió codificación temática de entrevistas y documentos, construcción de matrices comparativas entre las tres escuelas, y triangulación entre el discurso docente y los registros de incidencias. Las cifras y los nombres de escuelas y localidades presentados en Resultados son datos ilustrativos con fines académicos.</w:t>
       </w:r>
     </w:p>
     <w:p>
